--- a/docs/Zisamale_Concept_Note_Budget.docx
+++ b/docs/Zisamale_Concept_Note_Budget.docx
@@ -32,12 +32,7 @@
         <w:t xml:space="preserve">Submitted to:</w:t>
       </w:r>
       <w:r>
-        <w:t xml:space="preserve"> </w:t>
-      </w:r>
-      <w:r>
-        <w:t xml:space="preserve">Gates Foundation – OpenAI AI Health Initiative for Africa</w:t>
-      </w:r>
-      <w:r>
+        <w:t xml:space="preserve"> Gates Foundation – OpenAI AI Health Initiative for Africa</w:t>
         <w:br/>
       </w:r>
       <w:r>
@@ -48,12 +43,7 @@
         <w:t xml:space="preserve">Submission Date:</w:t>
       </w:r>
       <w:r>
-        <w:t xml:space="preserve"> </w:t>
-      </w:r>
-      <w:r>
-        <w:t xml:space="preserve">August 2026</w:t>
-      </w:r>
-      <w:r>
+        <w:t xml:space="preserve"> August 2026</w:t>
         <w:br/>
       </w:r>
       <w:r>
@@ -64,12 +54,7 @@
         <w:t xml:space="preserve">Total Request:</w:t>
       </w:r>
       <w:r>
-        <w:t xml:space="preserve"> </w:t>
-      </w:r>
-      <w:r>
-        <w:t xml:space="preserve">$9,850,000 over 36 months</w:t>
-      </w:r>
-      <w:r>
+        <w:t xml:space="preserve"> $9,850,000 over 36 months</w:t>
         <w:br/>
       </w:r>
       <w:r>
@@ -81,32 +66,14 @@
       </w:r>
       <w:r>
         <w:br/>
-      </w:r>
-      <w:r>
         <w:t xml:space="preserve">- Lead: Partners In Health (PIH) – Malawi</w:t>
-      </w:r>
-      <w:r>
         <w:br/>
-      </w:r>
-      <w:r>
         <w:t xml:space="preserve">- Technical: VillageReach – Digital Health Division</w:t>
-      </w:r>
-      <w:r>
         <w:br/>
-      </w:r>
-      <w:r>
         <w:t xml:space="preserve">- Research: Public Health Institute of Malawi (PHIM) / University of Malawi College of Medicine</w:t>
-      </w:r>
-      <w:r>
         <w:br/>
-      </w:r>
-      <w:r>
         <w:t xml:space="preserve">- Government Partner: Ministry of Health and Population (MoHP), Republic of Malawi</w:t>
-      </w:r>
-      <w:r>
         <w:br/>
-      </w:r>
-      <w:r>
         <w:t xml:space="preserve">- AI Technical Partner: [To be determined – open to OpenAI/Gates technical collaboration]</w:t>
       </w:r>
     </w:p>
@@ -137,8 +104,6 @@
       </w:pPr>
       <w:r>
         <w:t xml:space="preserve">Executive Summary</w:t>
-      </w:r>
-      <w:r>
         <w:br/>
       </w:r>
     </w:p>
@@ -152,8 +117,6 @@
       </w:pPr>
       <w:r>
         <w:t xml:space="preserve">Competitive Landscape: What Already Exists</w:t>
-      </w:r>
-      <w:r>
         <w:br/>
       </w:r>
     </w:p>
@@ -167,8 +130,6 @@
       </w:pPr>
       <w:r>
         <w:t xml:space="preserve">Problem Statement &amp; Context</w:t>
-      </w:r>
-      <w:r>
         <w:br/>
       </w:r>
     </w:p>
@@ -182,8 +143,6 @@
       </w:pPr>
       <w:r>
         <w:t xml:space="preserve">Proposed Solution</w:t>
-      </w:r>
-      <w:r>
         <w:br/>
       </w:r>
     </w:p>
@@ -197,8 +156,6 @@
       </w:pPr>
       <w:r>
         <w:t xml:space="preserve">Theory of Change</w:t>
-      </w:r>
-      <w:r>
         <w:br/>
       </w:r>
     </w:p>
@@ -212,8 +169,6 @@
       </w:pPr>
       <w:r>
         <w:t xml:space="preserve">Implementation Approach</w:t>
-      </w:r>
-      <w:r>
         <w:br/>
       </w:r>
     </w:p>
@@ -227,8 +182,6 @@
       </w:pPr>
       <w:r>
         <w:t xml:space="preserve">Monitoring, Evaluation &amp; Learning (MEL)</w:t>
-      </w:r>
-      <w:r>
         <w:br/>
       </w:r>
     </w:p>
@@ -242,8 +195,6 @@
       </w:pPr>
       <w:r>
         <w:t xml:space="preserve">Sustainability &amp; Scale-Up Plan</w:t>
-      </w:r>
-      <w:r>
         <w:br/>
       </w:r>
     </w:p>
@@ -257,8 +208,6 @@
       </w:pPr>
       <w:r>
         <w:t xml:space="preserve">Risk Analysis &amp; Mitigation</w:t>
-      </w:r>
-      <w:r>
         <w:br/>
       </w:r>
     </w:p>
@@ -272,8 +221,6 @@
       </w:pPr>
       <w:r>
         <w:t xml:space="preserve">Detailed Budget Framework (36 Months)</w:t>
-      </w:r>
-      <w:r>
         <w:br/>
       </w:r>
     </w:p>
@@ -326,10 +273,7 @@
         <w:t xml:space="preserve">Multiple well-funded initiatives are already deploying AI and predictive analytics in Malawi and across Africa.</w:t>
       </w:r>
       <w:r>
-        <w:t xml:space="preserve"> </w:t>
-      </w:r>
-      <w:r>
-        <w:t xml:space="preserve">HISP UNIMA and GIZ are currently integrating climate data into DHIS2 for predictive surveillance in 4 Malawian districts (Dec 2025–Mar 2027). The Gates-Wellcome-Novo Nordisk EVAH initiative is funding CHW AI decision-support evaluations. VillageReach is optimizing AI-driven supply chains. Kenya is deploying AI across 100,000+ community health promoters. Nigeria and The Gambia have operational AI malaria prediction systems using DHIS2.</w:t>
+        <w:t xml:space="preserve"> HISP UNIMA and GIZ are currently integrating climate data into DHIS2 for predictive surveillance in 4 Malawian districts (Dec 2025–Mar 2027). The Gates-Wellcome-Novo Nordisk EVAH initiative is funding CHW AI decision-support evaluations. VillageReach is optimizing AI-driven supply chains. Kenya is deploying AI across 100,000+ community health promoters. Nigeria and The Gambia have operational AI malaria prediction systems using DHIS2.</w:t>
       </w:r>
     </w:p>
     <w:p>
@@ -344,28 +288,7 @@
         <w:t xml:space="preserve">Zisamale</w:t>
       </w:r>
       <w:r>
-        <w:t xml:space="preserve"> </w:t>
-      </w:r>
-      <w:r>
-        <w:t xml:space="preserve">(</w:t>
-      </w:r>
-      <w:r>
-        <w:t xml:space="preserve">“</w:t>
-      </w:r>
-      <w:r>
-        <w:t xml:space="preserve">let us be well</w:t>
-      </w:r>
-      <w:r>
-        <w:t xml:space="preserve">”</w:t>
-      </w:r>
-      <w:r>
-        <w:t xml:space="preserve"> </w:t>
-      </w:r>
-      <w:r>
-        <w:t xml:space="preserve">in Chichewa) does not pretend to be the first AI health platform in Malawi. It is designed to be the</w:t>
-      </w:r>
-      <w:r>
-        <w:t xml:space="preserve"> </w:t>
+        <w:t xml:space="preserve"> (“let us be well” in Chichewa) does not pretend to be the first AI health platform in Malawi. It is designed to be the </w:t>
       </w:r>
       <w:r>
         <w:rPr>
@@ -375,10 +298,7 @@
         <w:t xml:space="preserve">first integrated system</w:t>
       </w:r>
       <w:r>
-        <w:t xml:space="preserve"> </w:t>
-      </w:r>
-      <w:r>
-        <w:t xml:space="preserve">that closes the loop between prediction, community action, supply chain response, and policy governance. Through three engines:</w:t>
+        <w:t xml:space="preserve"> that closes the loop between prediction, community action, supply chain response, and policy governance. Through three engines:</w:t>
       </w:r>
     </w:p>
     <w:p>
@@ -443,10 +363,7 @@
         <w:pStyle w:val="FirstParagraph"/>
       </w:pPr>
       <w:r>
-        <w:t xml:space="preserve">Zisamale integrates these three engines into a single, closed-loop system:</w:t>
-      </w:r>
-      <w:r>
-        <w:t xml:space="preserve"> </w:t>
+        <w:t xml:space="preserve">Zisamale integrates these three engines into a single, closed-loop system: </w:t>
       </w:r>
       <w:r>
         <w:rPr>
@@ -456,10 +373,7 @@
         <w:t xml:space="preserve">predict → alert → deploy CHWs → resupply → measure outcome → retrain model</w:t>
       </w:r>
       <w:r>
-        <w:t xml:space="preserve">. Critically, it is designed to generate the evidence base for Malawi’s first</w:t>
-      </w:r>
-      <w:r>
-        <w:t xml:space="preserve"> </w:t>
+        <w:t xml:space="preserve">. Critically, it is designed to generate the evidence base for Malawi’s first </w:t>
       </w:r>
       <w:r>
         <w:rPr>
@@ -530,10 +444,7 @@
         <w:t xml:space="preserve">Status:</w:t>
       </w:r>
       <w:r>
-        <w:t xml:space="preserve"> </w:t>
-      </w:r>
-      <w:r>
-        <w:t xml:space="preserve">Live, funded, government-backed. Launched December 2025, runs through March 2027.</w:t>
+        <w:t xml:space="preserve"> Live, funded, government-backed. Launched December 2025, runs through March 2027.</w:t>
       </w:r>
     </w:p>
     <w:p>
@@ -548,19 +459,7 @@
         <w:t xml:space="preserve">What they do:</w:t>
       </w:r>
       <w:r>
-        <w:t xml:space="preserve"> </w:t>
-      </w:r>
-      <w:r>
-        <w:t xml:space="preserve">- Integrate climate and health data into Malawi’s DHIS2 HMIS and One Health Surveillance Platform (OHSP)</w:t>
-      </w:r>
-      <w:r>
-        <w:t xml:space="preserve"> </w:t>
-      </w:r>
-      <w:r>
-        <w:t xml:space="preserve">- Deploy the</w:t>
-      </w:r>
-      <w:r>
-        <w:t xml:space="preserve"> </w:t>
+        <w:t xml:space="preserve"> - Integrate climate and health data into Malawi’s DHIS2 HMIS and One Health Surveillance Platform (OHSP) - Deploy the </w:t>
       </w:r>
       <w:r>
         <w:rPr>
@@ -570,31 +469,7 @@
         <w:t xml:space="preserve">CHAP Modeling Platform</w:t>
       </w:r>
       <w:r>
-        <w:t xml:space="preserve"> </w:t>
-      </w:r>
-      <w:r>
-        <w:t xml:space="preserve">for predictive modeling of climate-sensitive diseases</w:t>
-      </w:r>
-      <w:r>
-        <w:t xml:space="preserve"> </w:t>
-      </w:r>
-      <w:r>
-        <w:t xml:space="preserve">- Generate climate-informed early warning alerts and dynamic risk maps</w:t>
-      </w:r>
-      <w:r>
-        <w:t xml:space="preserve"> </w:t>
-      </w:r>
-      <w:r>
-        <w:t xml:space="preserve">- Facilitate interoperability with WHO’s EWARS system</w:t>
-      </w:r>
-      <w:r>
-        <w:t xml:space="preserve"> </w:t>
-      </w:r>
-      <w:r>
-        <w:t xml:space="preserve">- Operating in</w:t>
-      </w:r>
-      <w:r>
-        <w:t xml:space="preserve"> </w:t>
+        <w:t xml:space="preserve"> for predictive modeling of climate-sensitive diseases - Generate climate-informed early warning alerts and dynamic risk maps - Facilitate interoperability with WHO’s EWARS system - Operating in </w:t>
       </w:r>
       <w:r>
         <w:rPr>
@@ -604,16 +479,7 @@
         <w:t xml:space="preserve">4 districts initially</w:t>
       </w:r>
       <w:r>
-        <w:t xml:space="preserve"> </w:t>
-      </w:r>
-      <w:r>
-        <w:t xml:space="preserve">with plans to scale</w:t>
-      </w:r>
-      <w:r>
-        <w:t xml:space="preserve"> </w:t>
-      </w:r>
-      <w:r>
-        <w:t xml:space="preserve">- Funded by BMZ/GIZ, implemented by HISP University of Malawi</w:t>
+        <w:t xml:space="preserve"> with plans to scale - Funded by BMZ/GIZ, implemented by HISP University of Malawi</w:t>
       </w:r>
     </w:p>
     <w:p>
@@ -628,40 +494,7 @@
         <w:t xml:space="preserve">What they do NOT do:</w:t>
       </w:r>
       <w:r>
-        <w:t xml:space="preserve"> </w:t>
-      </w:r>
-      <w:r>
-        <w:t xml:space="preserve">- Push risk scores to CHWs for household-level intervention</w:t>
-      </w:r>
-      <w:r>
-        <w:t xml:space="preserve"> </w:t>
-      </w:r>
-      <w:r>
-        <w:t xml:space="preserve">- Integrate predictions with supply chain pre-positioning</w:t>
-      </w:r>
-      <w:r>
-        <w:t xml:space="preserve"> </w:t>
-      </w:r>
-      <w:r>
-        <w:t xml:space="preserve">- Have a policy pathway beyond</w:t>
-      </w:r>
-      <w:r>
-        <w:t xml:space="preserve"> </w:t>
-      </w:r>
-      <w:r>
-        <w:t xml:space="preserve">“</w:t>
-      </w:r>
-      <w:r>
-        <w:t xml:space="preserve">generate alerts</w:t>
-      </w:r>
-      <w:r>
-        <w:t xml:space="preserve">”</w:t>
-      </w:r>
-      <w:r>
-        <w:t xml:space="preserve"> </w:t>
-      </w:r>
-      <w:r>
-        <w:t xml:space="preserve">- Connect surveillance to community health action</w:t>
+        <w:t xml:space="preserve"> - Push risk scores to CHWs for household-level intervention - Integrate predictions with supply chain pre-positioning - Have a policy pathway beyond “generate alerts” - Connect surveillance to community health action</w:t>
       </w:r>
     </w:p>
     <w:p>
@@ -676,10 +509,7 @@
         <w:t xml:space="preserve">Zisamale’s differentiation:</w:t>
       </w:r>
       <w:r>
-        <w:t xml:space="preserve"> </w:t>
-      </w:r>
-      <w:r>
-        <w:t xml:space="preserve">ULALO-AI alerts automatically trigger MAMA-AI prioritized CHW visits AND CHUMA-AI stock pre-positioning. It is not surveillance for surveillance’s sake — it is surveillance that drives action.</w:t>
+        <w:t xml:space="preserve"> ULALO-AI alerts automatically trigger MAMA-AI prioritized CHW visits AND CHUMA-AI stock pre-positioning. It is not surveillance for surveillance’s sake — it is surveillance that drives action.</w:t>
       </w:r>
     </w:p>
     <w:bookmarkEnd w:id="23"/>
@@ -704,10 +534,7 @@
         <w:t xml:space="preserve">Status:</w:t>
       </w:r>
       <w:r>
-        <w:t xml:space="preserve"> </w:t>
-      </w:r>
-      <w:r>
-        <w:t xml:space="preserve">Funded and deploying. RFP launched March 2026 by Gates Foundation, Novo Nordisk Foundation, and Wellcome Trust.</w:t>
+        <w:t xml:space="preserve"> Funded and deploying. RFP launched March 2026 by Gates Foundation, Novo Nordisk Foundation, and Wellcome Trust.</w:t>
       </w:r>
     </w:p>
     <w:p>
@@ -722,28 +549,7 @@
         <w:t xml:space="preserve">What they do:</w:t>
       </w:r>
       <w:r>
-        <w:t xml:space="preserve"> </w:t>
-      </w:r>
-      <w:r>
-        <w:t xml:space="preserve">- Pathway A: Up to $1M for real-world evaluation of early-deployment AI tools for frontline workers</w:t>
-      </w:r>
-      <w:r>
-        <w:t xml:space="preserve"> </w:t>
-      </w:r>
-      <w:r>
-        <w:t xml:space="preserve">- Pathway B: Up to $3M for rigorous impact evaluations at scale</w:t>
-      </w:r>
-      <w:r>
-        <w:t xml:space="preserve"> </w:t>
-      </w:r>
-      <w:r>
-        <w:t xml:space="preserve">- Focus: sub-Saharan Africa, South Asia, Southeast Asia</w:t>
-      </w:r>
-      <w:r>
-        <w:t xml:space="preserve"> </w:t>
-      </w:r>
-      <w:r>
-        <w:t xml:space="preserve">- Evaluating AI-enabled decision support for primary and community health care</w:t>
+        <w:t xml:space="preserve"> - Pathway A: Up to $1M for real-world evaluation of early-deployment AI tools for frontline workers - Pathway B: Up to $3M for rigorous impact evaluations at scale - Focus: sub-Saharan Africa, South Asia, Southeast Asia - Evaluating AI-enabled decision support for primary and community health care</w:t>
       </w:r>
     </w:p>
     <w:p>
@@ -758,28 +564,7 @@
         <w:t xml:space="preserve">What they do NOT do:</w:t>
       </w:r>
       <w:r>
-        <w:t xml:space="preserve"> </w:t>
-      </w:r>
-      <w:r>
-        <w:t xml:space="preserve">- Integrate CHW triage with national surveillance predictions</w:t>
-      </w:r>
-      <w:r>
-        <w:t xml:space="preserve"> </w:t>
-      </w:r>
-      <w:r>
-        <w:t xml:space="preserve">- Build supply chain intelligence</w:t>
-      </w:r>
-      <w:r>
-        <w:t xml:space="preserve"> </w:t>
-      </w:r>
-      <w:r>
-        <w:t xml:space="preserve">- Create policy architecture for national scale</w:t>
-      </w:r>
-      <w:r>
-        <w:t xml:space="preserve"> </w:t>
-      </w:r>
-      <w:r>
-        <w:t xml:space="preserve">- Their projects are evaluations of isolated tools, not integrated systems</w:t>
+        <w:t xml:space="preserve"> - Integrate CHW triage with national surveillance predictions - Build supply chain intelligence - Create policy architecture for national scale - Their projects are evaluations of isolated tools, not integrated systems</w:t>
       </w:r>
     </w:p>
     <w:p>
@@ -794,10 +579,7 @@
         <w:t xml:space="preserve">Zisamale’s differentiation:</w:t>
       </w:r>
       <w:r>
-        <w:t xml:space="preserve"> </w:t>
-      </w:r>
-      <w:r>
-        <w:t xml:space="preserve">MAMA-AI risk scores are contextualized by ULALO-AI outbreak predictions. If malaria is predicted to surge in TA X next week, every pregnant woman and under-5 in TA X gets their risk score automatically elevated. The CHW triages with foresight, not just symptoms.</w:t>
+        <w:t xml:space="preserve"> MAMA-AI risk scores are contextualized by ULALO-AI outbreak predictions. If malaria is predicted to surge in TA X next week, every pregnant woman and under-5 in TA X gets their risk score automatically elevated. The CHW triages with foresight, not just symptoms.</w:t>
       </w:r>
     </w:p>
     <w:bookmarkEnd w:id="24"/>
@@ -822,10 +604,7 @@
         <w:t xml:space="preserve">Status:</w:t>
       </w:r>
       <w:r>
-        <w:t xml:space="preserve"> </w:t>
-      </w:r>
-      <w:r>
-        <w:t xml:space="preserve">Active in Malawi, focused on maternal health supply chains.</w:t>
+        <w:t xml:space="preserve"> Active in Malawi, focused on maternal health supply chains.</w:t>
       </w:r>
     </w:p>
     <w:p>
@@ -840,22 +619,7 @@
         <w:t xml:space="preserve">What they do:</w:t>
       </w:r>
       <w:r>
-        <w:t xml:space="preserve"> </w:t>
-      </w:r>
-      <w:r>
-        <w:t xml:space="preserve">- AI-driven supply chain optimization</w:t>
-      </w:r>
-      <w:r>
-        <w:t xml:space="preserve"> </w:t>
-      </w:r>
-      <w:r>
-        <w:t xml:space="preserve">- Connected diagnostics</w:t>
-      </w:r>
-      <w:r>
-        <w:t xml:space="preserve"> </w:t>
-      </w:r>
-      <w:r>
-        <w:t xml:space="preserve">- LMIS integration for commodity tracking</w:t>
+        <w:t xml:space="preserve"> - AI-driven supply chain optimization - Connected diagnostics - LMIS integration for commodity tracking</w:t>
       </w:r>
     </w:p>
     <w:p>
@@ -870,22 +634,7 @@
         <w:t xml:space="preserve">What they do NOT do:</w:t>
       </w:r>
       <w:r>
-        <w:t xml:space="preserve"> </w:t>
-      </w:r>
-      <w:r>
-        <w:t xml:space="preserve">- Dynamically adjust orders based on predicted outbreak demand</w:t>
-      </w:r>
-      <w:r>
-        <w:t xml:space="preserve"> </w:t>
-      </w:r>
-      <w:r>
-        <w:t xml:space="preserve">- Integrate with CHW risk stratification</w:t>
-      </w:r>
-      <w:r>
-        <w:t xml:space="preserve"> </w:t>
-      </w:r>
-      <w:r>
-        <w:t xml:space="preserve">- Connect supply predictions to community health deployment</w:t>
+        <w:t xml:space="preserve"> - Dynamically adjust orders based on predicted outbreak demand - Integrate with CHW risk stratification - Connect supply predictions to community health deployment</w:t>
       </w:r>
     </w:p>
     <w:p>
@@ -900,10 +649,7 @@
         <w:t xml:space="preserve">Zisamale’s differentiation:</w:t>
       </w:r>
       <w:r>
-        <w:t xml:space="preserve"> </w:t>
-      </w:r>
-      <w:r>
-        <w:t xml:space="preserve">CHUMA-AI ingests ULALO-AI outbreak predictions as a demand signal. If malaria is predicted to spike in Nsanje in 3 weeks, CHUMA-AI automatically increases the recommended ACT/RDT order before the surge hits. It is demand-driven resilience, not inventory management.</w:t>
+        <w:t xml:space="preserve"> CHUMA-AI ingests ULALO-AI outbreak predictions as a demand signal. If malaria is predicted to spike in Nsanje in 3 weeks, CHUMA-AI automatically increases the recommended ACT/RDT order before the surge hits. It is demand-driven resilience, not inventory management.</w:t>
       </w:r>
     </w:p>
     <w:bookmarkEnd w:id="25"/>
@@ -1222,13 +968,7 @@
         <w:t xml:space="preserve">No one is doing all three as one integrated platform.</w:t>
       </w:r>
       <w:r>
-        <w:t xml:space="preserve"> </w:t>
-      </w:r>
-      <w:r>
-        <w:t xml:space="preserve">Every competitor is building a tool. No one is building the system that connects prediction to community action to supply response to policy governance. Zisamale’s competitive advantage is not being first — it is being the first to build the</w:t>
-      </w:r>
-      <w:r>
-        <w:t xml:space="preserve"> </w:t>
+        <w:t xml:space="preserve"> Every competitor is building a tool. No one is building the system that connects prediction to community action to supply response to policy governance. Zisamale’s competitive advantage is not being first — it is being the first to build the </w:t>
       </w:r>
       <w:r>
         <w:rPr>
@@ -1238,10 +978,7 @@
         <w:t xml:space="preserve">institutional infrastructure</w:t>
       </w:r>
       <w:r>
-        <w:t xml:space="preserve"> </w:t>
-      </w:r>
-      <w:r>
-        <w:t xml:space="preserve">that makes AI permanent in Malawi’s health system.</w:t>
+        <w:t xml:space="preserve"> that makes AI permanent in Malawi’s health system.</w:t>
       </w:r>
     </w:p>
     <w:p>
@@ -1518,13 +1255,7 @@
         <w:t xml:space="preserve">The critical gap is not data collection—it is intelligence and integration.</w:t>
       </w:r>
       <w:r>
-        <w:t xml:space="preserve"> </w:t>
-      </w:r>
-      <w:r>
-        <w:t xml:space="preserve">These systems collect vast quantities of data but cannot transform it into predictive, actionable insights at the point of care or the district command center. More importantly,</w:t>
-      </w:r>
-      <w:r>
-        <w:t xml:space="preserve"> </w:t>
+        <w:t xml:space="preserve"> These systems collect vast quantities of data but cannot transform it into predictive, actionable insights at the point of care or the district command center. More importantly, </w:t>
       </w:r>
       <w:r>
         <w:rPr>
@@ -1549,31 +1280,7 @@
         <w:pStyle w:val="FirstParagraph"/>
       </w:pPr>
       <w:r>
-        <w:t xml:space="preserve">Malawi’s National Health Policy (2023–2030) explicitly calls for digital health solutions to achieve its targets. The policy aims to:</w:t>
-      </w:r>
-      <w:r>
-        <w:t xml:space="preserve"> </w:t>
-      </w:r>
-      <w:r>
-        <w:t xml:space="preserve">- Increase facilities delivering essential services from 54% to 100%.</w:t>
-      </w:r>
-      <w:r>
-        <w:t xml:space="preserve"> </w:t>
-      </w:r>
-      <w:r>
-        <w:t xml:space="preserve">- Reduce medicine stockouts to zero.</w:t>
-      </w:r>
-      <w:r>
-        <w:t xml:space="preserve"> </w:t>
-      </w:r>
-      <w:r>
-        <w:t xml:space="preserve">- Achieve 100% of staffing norms.</w:t>
-      </w:r>
-      <w:r>
-        <w:t xml:space="preserve"> </w:t>
-      </w:r>
-      <w:r>
-        <w:t xml:space="preserve">- Improve health information systems and data use for decision-making.</w:t>
+        <w:t xml:space="preserve">Malawi’s National Health Policy (2023–2030) explicitly calls for digital health solutions to achieve its targets. The policy aims to: - Increase facilities delivering essential services from 54% to 100%. - Reduce medicine stockouts to zero. - Achieve 100% of staffing norms. - Improve health information systems and data use for decision-making.</w:t>
       </w:r>
     </w:p>
     <w:p>
@@ -1581,25 +1288,7 @@
         <w:pStyle w:val="a0"/>
       </w:pPr>
       <w:r>
-        <w:t xml:space="preserve">Simultaneously, international funding for AI in African health has reached an inflection point. The Gates Foundation and OpenAI launched a $50M AI Health Initiative for Africa in January 2026, explicitly seeking projects that</w:t>
-      </w:r>
-      <w:r>
-        <w:t xml:space="preserve"> </w:t>
-      </w:r>
-      <w:r>
-        <w:t xml:space="preserve">“</w:t>
-      </w:r>
-      <w:r>
-        <w:t xml:space="preserve">build intelligence into existing systems</w:t>
-      </w:r>
-      <w:r>
-        <w:t xml:space="preserve">”</w:t>
-      </w:r>
-      <w:r>
-        <w:t xml:space="preserve"> </w:t>
-      </w:r>
-      <w:r>
-        <w:t xml:space="preserve">and generate evidence for national AI health policies.</w:t>
+        <w:t xml:space="preserve">Simultaneously, international funding for AI in African health has reached an inflection point. The Gates Foundation and OpenAI launched a $50M AI Health Initiative for Africa in January 2026, explicitly seeking projects that “build intelligence into existing systems” and generate evidence for national AI health policies.</w:t>
       </w:r>
     </w:p>
     <w:p>
@@ -1614,10 +1303,7 @@
         <w:t xml:space="preserve">Zisamale is designed to seize this policy window</w:t>
       </w:r>
       <w:r>
-        <w:t xml:space="preserve"> </w:t>
-      </w:r>
-      <w:r>
-        <w:t xml:space="preserve">— not by claiming to be first, but by claiming to be the first to build the system that makes everything else work together.</w:t>
+        <w:t xml:space="preserve"> — not by claiming to be first, but by claiming to be the first to build the system that makes everything else work together.</w:t>
       </w:r>
     </w:p>
     <w:p>
@@ -1652,10 +1338,7 @@
         <w:pStyle w:val="FirstParagraph"/>
       </w:pPr>
       <w:r>
-        <w:t xml:space="preserve">To transform Malawi’s community health system from reactive to predictive by building the</w:t>
-      </w:r>
-      <w:r>
-        <w:t xml:space="preserve"> </w:t>
+        <w:t xml:space="preserve">To transform Malawi’s community health system from reactive to predictive by building the </w:t>
       </w:r>
       <w:r>
         <w:rPr>
@@ -1665,10 +1348,7 @@
         <w:t xml:space="preserve">first integrated human-AI hybrid system</w:t>
       </w:r>
       <w:r>
-        <w:t xml:space="preserve"> </w:t>
-      </w:r>
-      <w:r>
-        <w:t xml:space="preserve">that closes the loop between surveillance, community action, supply chain response, and national policy governance.</w:t>
+        <w:t xml:space="preserve"> that closes the loop between surveillance, community action, supply chain response, and national policy governance.</w:t>
       </w:r>
     </w:p>
     <w:bookmarkEnd w:id="33"/>
@@ -1717,16 +1397,7 @@
         <w:t xml:space="preserve">Functionality</w:t>
       </w:r>
       <w:r>
-        <w:t xml:space="preserve">:</w:t>
-      </w:r>
-      <w:r>
-        <w:t xml:space="preserve"> </w:t>
-      </w:r>
-      <w:r>
-        <w:t xml:space="preserve">-</w:t>
-      </w:r>
-      <w:r>
-        <w:t xml:space="preserve"> </w:t>
+        <w:t xml:space="preserve">: - </w:t>
       </w:r>
       <w:r>
         <w:rPr>
@@ -1736,16 +1407,7 @@
         <w:t xml:space="preserve">Dynamic Risk Scoring</w:t>
       </w:r>
       <w:r>
-        <w:t xml:space="preserve">: An ML model ingests CHW-collected variables (maternal age, parity, obstetric history, danger signs, distance to facility, socioeconomic indicators, weather patterns) to generate a continuously updated risk score (1–10) for every pregnant woman and child under-5 in a CHW’s catchment area.</w:t>
-      </w:r>
-      <w:r>
-        <w:t xml:space="preserve"> </w:t>
-      </w:r>
-      <w:r>
-        <w:t xml:space="preserve">-</w:t>
-      </w:r>
-      <w:r>
-        <w:t xml:space="preserve"> </w:t>
+        <w:t xml:space="preserve">: An ML model ingests CHW-collected variables (maternal age, parity, obstetric history, danger signs, distance to facility, socioeconomic indicators, weather patterns) to generate a continuously updated risk score (1–10) for every pregnant woman and child under-5 in a CHW’s catchment area. - </w:t>
       </w:r>
       <w:r>
         <w:rPr>
@@ -1755,16 +1417,7 @@
         <w:t xml:space="preserve">Contextualized by Surveillance</w:t>
       </w:r>
       <w:r>
-        <w:t xml:space="preserve">: Risk scores are automatically adjusted when ULALO-AI predicts an outbreak in the CHW’s catchment area. A pregnant woman in a predicted malaria hotspot gets her risk score elevated even if her individual symptoms are mild.</w:t>
-      </w:r>
-      <w:r>
-        <w:t xml:space="preserve"> </w:t>
-      </w:r>
-      <w:r>
-        <w:t xml:space="preserve">-</w:t>
-      </w:r>
-      <w:r>
-        <w:t xml:space="preserve"> </w:t>
+        <w:t xml:space="preserve">: Risk scores are automatically adjusted when ULALO-AI predicts an outbreak in the CHW’s catchment area. A pregnant woman in a predicted malaria hotspot gets her risk score elevated even if her individual symptoms are mild. - </w:t>
       </w:r>
       <w:r>
         <w:rPr>
@@ -1774,16 +1427,7 @@
         <w:t xml:space="preserve">Prioritized Home Visit Lists</w:t>
       </w:r>
       <w:r>
-        <w:t xml:space="preserve">: The CHW app displays a daily prioritized list of households requiring visits, ranked by risk score and time-sensitivity.</w:t>
-      </w:r>
-      <w:r>
-        <w:t xml:space="preserve"> </w:t>
-      </w:r>
-      <w:r>
-        <w:t xml:space="preserve">-</w:t>
-      </w:r>
-      <w:r>
-        <w:t xml:space="preserve"> </w:t>
+        <w:t xml:space="preserve">: The CHW app displays a daily prioritized list of households requiring visits, ranked by risk score and time-sensitivity. - </w:t>
       </w:r>
       <w:r>
         <w:rPr>
@@ -1793,16 +1437,7 @@
         <w:t xml:space="preserve">iCCM Decision Support</w:t>
       </w:r>
       <w:r>
-        <w:t xml:space="preserve">: For childhood illnesses, the AI assists CHWs in distinguishing cases manageable at the community level from those requiring immediate referral.</w:t>
-      </w:r>
-      <w:r>
-        <w:t xml:space="preserve"> </w:t>
-      </w:r>
-      <w:r>
-        <w:t xml:space="preserve">-</w:t>
-      </w:r>
-      <w:r>
-        <w:t xml:space="preserve"> </w:t>
+        <w:t xml:space="preserve">: For childhood illnesses, the AI assists CHWs in distinguishing cases manageable at the community level from those requiring immediate referral. - </w:t>
       </w:r>
       <w:r>
         <w:rPr>
@@ -1812,16 +1447,7 @@
         <w:t xml:space="preserve">Tailored Counseling</w:t>
       </w:r>
       <w:r>
-        <w:t xml:space="preserve">: The app generates context-specific counseling scripts based on the individual risk profile.</w:t>
-      </w:r>
-      <w:r>
-        <w:t xml:space="preserve"> </w:t>
-      </w:r>
-      <w:r>
-        <w:t xml:space="preserve">-</w:t>
-      </w:r>
-      <w:r>
-        <w:t xml:space="preserve"> </w:t>
+        <w:t xml:space="preserve">: The app generates context-specific counseling scripts based on the individual risk profile. - </w:t>
       </w:r>
       <w:r>
         <w:rPr>
@@ -1831,25 +1457,7 @@
         <w:t xml:space="preserve">Referral Tracking</w:t>
       </w:r>
       <w:r>
-        <w:t xml:space="preserve">: When a CHW refers a patient, the system tracks whether the patient reached the facility, and flags</w:t>
-      </w:r>
-      <w:r>
-        <w:t xml:space="preserve"> </w:t>
-      </w:r>
-      <w:r>
-        <w:t xml:space="preserve">“</w:t>
-      </w:r>
-      <w:r>
-        <w:t xml:space="preserve">lost to follow-up</w:t>
-      </w:r>
-      <w:r>
-        <w:t xml:space="preserve">”</w:t>
-      </w:r>
-      <w:r>
-        <w:t xml:space="preserve"> </w:t>
-      </w:r>
-      <w:r>
-        <w:t xml:space="preserve">cases.</w:t>
+        <w:t xml:space="preserve">: When a CHW refers a patient, the system tracks whether the patient reached the facility, and flags “lost to follow-up” cases.</w:t>
       </w:r>
     </w:p>
     <w:p>
@@ -1864,25 +1472,7 @@
         <w:t xml:space="preserve">Technical Approach</w:t>
       </w:r>
       <w:r>
-        <w:t xml:space="preserve">:</w:t>
-      </w:r>
-      <w:r>
-        <w:t xml:space="preserve"> </w:t>
-      </w:r>
-      <w:r>
-        <w:t xml:space="preserve">- Lightweight gradient-boosted models (XGBoost/LightGBM) running on-device for risk scoring, with periodic cloud model updates.</w:t>
-      </w:r>
-      <w:r>
-        <w:t xml:space="preserve"> </w:t>
-      </w:r>
-      <w:r>
-        <w:t xml:space="preserve">- Edge-first architecture: critical triage decisions happen locally on the CHW’s device.</w:t>
-      </w:r>
-      <w:r>
-        <w:t xml:space="preserve"> </w:t>
-      </w:r>
-      <w:r>
-        <w:t xml:space="preserve">- Federated learning approach: model improvements trained on aggregated, de-identified data.</w:t>
+        <w:t xml:space="preserve">: - Lightweight gradient-boosted models (XGBoost/LightGBM) running on-device for risk scoring, with periodic cloud model updates. - Edge-first architecture: critical triage decisions happen locally on the CHW’s device. - Federated learning approach: model improvements trained on aggregated, de-identified data.</w:t>
       </w:r>
     </w:p>
     <w:p>
@@ -1897,19 +1487,7 @@
         <w:t xml:space="preserve">Integration</w:t>
       </w:r>
       <w:r>
-        <w:t xml:space="preserve">:</w:t>
-      </w:r>
-      <w:r>
-        <w:t xml:space="preserve"> </w:t>
-      </w:r>
-      <w:r>
-        <w:t xml:space="preserve">- Bidirectional sync with iCHIS (CHW data) and DHIS2 (facility data).</w:t>
-      </w:r>
-      <w:r>
-        <w:t xml:space="preserve"> </w:t>
-      </w:r>
-      <w:r>
-        <w:t xml:space="preserve">- Feeds pregnancy outcomes and childhood illness data into national HMIS in real time.</w:t>
+        <w:t xml:space="preserve">: - Bidirectional sync with iCHIS (CHW data) and DHIS2 (facility data). - Feeds pregnancy outcomes and childhood illness data into national HMIS in real time.</w:t>
       </w:r>
     </w:p>
     <w:bookmarkEnd w:id="34"/>
@@ -1949,16 +1527,7 @@
         <w:t xml:space="preserve">Functionality</w:t>
       </w:r>
       <w:r>
-        <w:t xml:space="preserve">:</w:t>
-      </w:r>
-      <w:r>
-        <w:t xml:space="preserve"> </w:t>
-      </w:r>
-      <w:r>
-        <w:t xml:space="preserve">-</w:t>
-      </w:r>
-      <w:r>
-        <w:t xml:space="preserve"> </w:t>
+        <w:t xml:space="preserve">: - </w:t>
       </w:r>
       <w:r>
         <w:rPr>
@@ -1968,16 +1537,7 @@
         <w:t xml:space="preserve">Multi-Stream Data Ingestion</w:t>
       </w:r>
       <w:r>
-        <w:t xml:space="preserve">:</w:t>
-      </w:r>
-      <w:r>
-        <w:t xml:space="preserve"> </w:t>
-      </w:r>
-      <w:r>
-        <w:t xml:space="preserve">-</w:t>
-      </w:r>
-      <w:r>
-        <w:t xml:space="preserve"> </w:t>
+        <w:t xml:space="preserve">: - </w:t>
       </w:r>
       <w:r>
         <w:rPr>
@@ -1987,16 +1547,7 @@
         <w:t xml:space="preserve">Community Stream</w:t>
       </w:r>
       <w:r>
-        <w:t xml:space="preserve">: CHW-reported symptoms and cases from iCHIS.</w:t>
-      </w:r>
-      <w:r>
-        <w:t xml:space="preserve"> </w:t>
-      </w:r>
-      <w:r>
-        <w:t xml:space="preserve">-</w:t>
-      </w:r>
-      <w:r>
-        <w:t xml:space="preserve"> </w:t>
+        <w:t xml:space="preserve">: CHW-reported symptoms and cases from iCHIS. - </w:t>
       </w:r>
       <w:r>
         <w:rPr>
@@ -2006,16 +1557,7 @@
         <w:t xml:space="preserve">Facility Stream</w:t>
       </w:r>
       <w:r>
-        <w:t xml:space="preserve">: DHIS2 weekly epidemiological data, laboratory confirmations, and admission trends.</w:t>
-      </w:r>
-      <w:r>
-        <w:t xml:space="preserve"> </w:t>
-      </w:r>
-      <w:r>
-        <w:t xml:space="preserve">-</w:t>
-      </w:r>
-      <w:r>
-        <w:t xml:space="preserve"> </w:t>
+        <w:t xml:space="preserve">: DHIS2 weekly epidemiological data, laboratory confirmations, and admission trends. - </w:t>
       </w:r>
       <w:r>
         <w:rPr>
@@ -2025,16 +1567,7 @@
         <w:t xml:space="preserve">Climate Stream</w:t>
       </w:r>
       <w:r>
-        <w:t xml:space="preserve">: Rainfall, temperature, humidity, and flood risk data from DHIS2 Climate &amp; Health tools and meteorological APIs.</w:t>
-      </w:r>
-      <w:r>
-        <w:t xml:space="preserve"> </w:t>
-      </w:r>
-      <w:r>
-        <w:t xml:space="preserve">-</w:t>
-      </w:r>
-      <w:r>
-        <w:t xml:space="preserve"> </w:t>
+        <w:t xml:space="preserve">: Rainfall, temperature, humidity, and flood risk data from DHIS2 Climate &amp; Health tools and meteorological APIs. - </w:t>
       </w:r>
       <w:r>
         <w:rPr>
@@ -2044,16 +1577,7 @@
         <w:t xml:space="preserve">Predictive Modeling</w:t>
       </w:r>
       <w:r>
-        <w:t xml:space="preserve">:</w:t>
-      </w:r>
-      <w:r>
-        <w:t xml:space="preserve"> </w:t>
-      </w:r>
-      <w:r>
-        <w:t xml:space="preserve">-</w:t>
-      </w:r>
-      <w:r>
-        <w:t xml:space="preserve"> </w:t>
+        <w:t xml:space="preserve">: - </w:t>
       </w:r>
       <w:r>
         <w:rPr>
@@ -2063,16 +1587,7 @@
         <w:t xml:space="preserve">Malaria</w:t>
       </w:r>
       <w:r>
-        <w:t xml:space="preserve">: Seasonal hotspot prediction at the Traditional Authority (TA) level, 2–4 weeks ahead.</w:t>
-      </w:r>
-      <w:r>
-        <w:t xml:space="preserve"> </w:t>
-      </w:r>
-      <w:r>
-        <w:t xml:space="preserve">-</w:t>
-      </w:r>
-      <w:r>
-        <w:t xml:space="preserve"> </w:t>
+        <w:t xml:space="preserve">: Seasonal hotspot prediction at the Traditional Authority (TA) level, 2–4 weeks ahead. - </w:t>
       </w:r>
       <w:r>
         <w:rPr>
@@ -2082,16 +1597,7 @@
         <w:t xml:space="preserve">Cholera</w:t>
       </w:r>
       <w:r>
-        <w:t xml:space="preserve">: Water contamination risk mapping based on flood data, sanitation coverage, and historical outbreak patterns.</w:t>
-      </w:r>
-      <w:r>
-        <w:t xml:space="preserve"> </w:t>
-      </w:r>
-      <w:r>
-        <w:t xml:space="preserve">-</w:t>
-      </w:r>
-      <w:r>
-        <w:t xml:space="preserve"> </w:t>
+        <w:t xml:space="preserve">: Water contamination risk mapping based on flood data, sanitation coverage, and historical outbreak patterns. - </w:t>
       </w:r>
       <w:r>
         <w:rPr>
@@ -2101,16 +1607,7 @@
         <w:t xml:space="preserve">Measles</w:t>
       </w:r>
       <w:r>
-        <w:t xml:space="preserve">: Immunity gap detection by analyzing vaccination coverage data and case clustering.</w:t>
-      </w:r>
-      <w:r>
-        <w:t xml:space="preserve"> </w:t>
-      </w:r>
-      <w:r>
-        <w:t xml:space="preserve">-</w:t>
-      </w:r>
-      <w:r>
-        <w:t xml:space="preserve"> </w:t>
+        <w:t xml:space="preserve">: Immunity gap detection by analyzing vaccination coverage data and case clustering. - </w:t>
       </w:r>
       <w:r>
         <w:rPr>
@@ -2120,16 +1617,7 @@
         <w:t xml:space="preserve">Diarrheal Disease</w:t>
       </w:r>
       <w:r>
-        <w:t xml:space="preserve">: Cluster detection in under-5s using CHW symptom data and water source quality proxies.</w:t>
-      </w:r>
-      <w:r>
-        <w:t xml:space="preserve"> </w:t>
-      </w:r>
-      <w:r>
-        <w:t xml:space="preserve">-</w:t>
-      </w:r>
-      <w:r>
-        <w:t xml:space="preserve"> </w:t>
+        <w:t xml:space="preserve">: Cluster detection in under-5s using CHW symptom data and water source quality proxies. - </w:t>
       </w:r>
       <w:r>
         <w:rPr>
@@ -2139,16 +1627,7 @@
         <w:t xml:space="preserve">Automated Alert System</w:t>
       </w:r>
       <w:r>
-        <w:t xml:space="preserve">: When a model predicts an outbreak probability above a calibrated threshold, the system automatically generates alerts to DHO and DRRT with pre-populated response recommendations.</w:t>
-      </w:r>
-      <w:r>
-        <w:t xml:space="preserve"> </w:t>
-      </w:r>
-      <w:r>
-        <w:t xml:space="preserve">-</w:t>
-      </w:r>
-      <w:r>
-        <w:t xml:space="preserve"> </w:t>
+        <w:t xml:space="preserve">: When a model predicts an outbreak probability above a calibrated threshold, the system automatically generates alerts to DHO and DRRT with pre-populated response recommendations. - </w:t>
       </w:r>
       <w:r>
         <w:rPr>
@@ -2158,25 +1637,7 @@
         <w:t xml:space="preserve">Closed-Loop Integration</w:t>
       </w:r>
       <w:r>
-        <w:t xml:space="preserve">: Alerts do not sit in an inbox. They automatically:</w:t>
-      </w:r>
-      <w:r>
-        <w:t xml:space="preserve"> </w:t>
-      </w:r>
-      <w:r>
-        <w:t xml:space="preserve">1. Elevate MAMA-AI risk scores for all high-risk individuals in the predicted hotspot</w:t>
-      </w:r>
-      <w:r>
-        <w:t xml:space="preserve"> </w:t>
-      </w:r>
-      <w:r>
-        <w:t xml:space="preserve">2. Trigger CHUMA-AI to pre-position commodities in affected facilities</w:t>
-      </w:r>
-      <w:r>
-        <w:t xml:space="preserve"> </w:t>
-      </w:r>
-      <w:r>
-        <w:t xml:space="preserve">3. Log response actions for model retraining</w:t>
+        <w:t xml:space="preserve">: Alerts do not sit in an inbox. They automatically: 1. Elevate MAMA-AI risk scores for all high-risk individuals in the predicted hotspot 2. Trigger CHUMA-AI to pre-position commodities in affected facilities 3. Log response actions for model retraining</w:t>
       </w:r>
     </w:p>
     <w:p>
@@ -2191,31 +1652,7 @@
         <w:t xml:space="preserve">Technical Approach</w:t>
       </w:r>
       <w:r>
-        <w:t xml:space="preserve">:</w:t>
-      </w:r>
-      <w:r>
-        <w:t xml:space="preserve"> </w:t>
-      </w:r>
-      <w:r>
-        <w:t xml:space="preserve">- Time-series forecasting models (ARIMA, Prophet, LSTM) for seasonal diseases.</w:t>
-      </w:r>
-      <w:r>
-        <w:t xml:space="preserve"> </w:t>
-      </w:r>
-      <w:r>
-        <w:t xml:space="preserve">- Spatial clustering algorithms (DBSCAN, SaTScan) for outbreak detection.</w:t>
-      </w:r>
-      <w:r>
-        <w:t xml:space="preserve"> </w:t>
-      </w:r>
-      <w:r>
-        <w:t xml:space="preserve">- Ensemble models combining climate, epidemiological, and community data streams.</w:t>
-      </w:r>
-      <w:r>
-        <w:t xml:space="preserve"> </w:t>
-      </w:r>
-      <w:r>
-        <w:t xml:space="preserve">- Cloud-based analytics pipeline with automated report generation.</w:t>
+        <w:t xml:space="preserve">: - Time-series forecasting models (ARIMA, Prophet, LSTM) for seasonal diseases. - Spatial clustering algorithms (DBSCAN, SaTScan) for outbreak detection. - Ensemble models combining climate, epidemiological, and community data streams. - Cloud-based analytics pipeline with automated report generation.</w:t>
       </w:r>
     </w:p>
     <w:p>
@@ -2230,19 +1667,7 @@
         <w:t xml:space="preserve">Integration</w:t>
       </w:r>
       <w:r>
-        <w:t xml:space="preserve">:</w:t>
-      </w:r>
-      <w:r>
-        <w:t xml:space="preserve"> </w:t>
-      </w:r>
-      <w:r>
-        <w:t xml:space="preserve">- Direct feed into DHIS2 and the One Health Surveillance Platform (OHSP).</w:t>
-      </w:r>
-      <w:r>
-        <w:t xml:space="preserve"> </w:t>
-      </w:r>
-      <w:r>
-        <w:t xml:space="preserve">- Dashboard access for PHIM, DHOs, and the Ministry of Health Emergency Operations Center.</w:t>
+        <w:t xml:space="preserve">: - Direct feed into DHIS2 and the One Health Surveillance Platform (OHSP). - Dashboard access for PHIM, DHOs, and the Ministry of Health Emergency Operations Center.</w:t>
       </w:r>
     </w:p>
     <w:bookmarkEnd w:id="35"/>
@@ -2282,16 +1707,7 @@
         <w:t xml:space="preserve">Functionality</w:t>
       </w:r>
       <w:r>
-        <w:t xml:space="preserve">:</w:t>
-      </w:r>
-      <w:r>
-        <w:t xml:space="preserve"> </w:t>
-      </w:r>
-      <w:r>
-        <w:t xml:space="preserve">-</w:t>
-      </w:r>
-      <w:r>
-        <w:t xml:space="preserve"> </w:t>
+        <w:t xml:space="preserve">: - </w:t>
       </w:r>
       <w:r>
         <w:rPr>
@@ -2301,10 +1717,7 @@
         <w:t xml:space="preserve">Demand-Driven Stockout Prediction</w:t>
       </w:r>
       <w:r>
-        <w:t xml:space="preserve">: Predicts medicine stockouts 4–6 weeks in advance by analyzing LMIS consumption data, seasonality,</w:t>
-      </w:r>
-      <w:r>
-        <w:t xml:space="preserve"> </w:t>
+        <w:t xml:space="preserve">: Predicts medicine stockouts 4–6 weeks in advance by analyzing LMIS consumption data, seasonality, </w:t>
       </w:r>
       <w:r>
         <w:rPr>
@@ -2314,16 +1727,7 @@
         <w:t xml:space="preserve">ULALO-AI outbreak predictions</w:t>
       </w:r>
       <w:r>
-        <w:t xml:space="preserve">, and supply chain lead times. A predicted malaria surge automatically increases the recommended ACT/RDT order.</w:t>
-      </w:r>
-      <w:r>
-        <w:t xml:space="preserve"> </w:t>
-      </w:r>
-      <w:r>
-        <w:t xml:space="preserve">-</w:t>
-      </w:r>
-      <w:r>
-        <w:t xml:space="preserve"> </w:t>
+        <w:t xml:space="preserve">, and supply chain lead times. A predicted malaria surge automatically increases the recommended ACT/RDT order. - </w:t>
       </w:r>
       <w:r>
         <w:rPr>
@@ -2333,16 +1737,7 @@
         <w:t xml:space="preserve">Smart Referral Routing</w:t>
       </w:r>
       <w:r>
-        <w:t xml:space="preserve">: When a CHW refers a patient, the system recommends the optimal facility based on distance, current stock of required medicines, staffing levels, and bed availability.</w:t>
-      </w:r>
-      <w:r>
-        <w:t xml:space="preserve"> </w:t>
-      </w:r>
-      <w:r>
-        <w:t xml:space="preserve">-</w:t>
-      </w:r>
-      <w:r>
-        <w:t xml:space="preserve"> </w:t>
+        <w:t xml:space="preserve">: When a CHW refers a patient, the system recommends the optimal facility based on distance, current stock of required medicines, staffing levels, and bed availability. - </w:t>
       </w:r>
       <w:r>
         <w:rPr>
@@ -2352,31 +1747,7 @@
         <w:t xml:space="preserve">Ministerial Dashboard</w:t>
       </w:r>
       <w:r>
-        <w:t xml:space="preserve">: An AI-powered policy dashboard that:</w:t>
-      </w:r>
-      <w:r>
-        <w:t xml:space="preserve"> </w:t>
-      </w:r>
-      <w:r>
-        <w:t xml:space="preserve">- Forecasts district-level resource needs 3–6 months ahead</w:t>
-      </w:r>
-      <w:r>
-        <w:t xml:space="preserve"> </w:t>
-      </w:r>
-      <w:r>
-        <w:t xml:space="preserve">- Models budget scenarios</w:t>
-      </w:r>
-      <w:r>
-        <w:t xml:space="preserve"> </w:t>
-      </w:r>
-      <w:r>
-        <w:t xml:space="preserve">- Tracks National Health Policy target progress in real time</w:t>
-      </w:r>
-      <w:r>
-        <w:t xml:space="preserve"> </w:t>
-      </w:r>
-      <w:r>
-        <w:t xml:space="preserve">- Generates natural-language executive summaries for non-technical policymakers</w:t>
+        <w:t xml:space="preserve">: An AI-powered policy dashboard that: - Forecasts district-level resource needs 3–6 months ahead - Models budget scenarios - Tracks National Health Policy target progress in real time - Generates natural-language executive summaries for non-technical policymakers</w:t>
       </w:r>
     </w:p>
     <w:p>
@@ -2391,25 +1762,7 @@
         <w:t xml:space="preserve">Technical Approach</w:t>
       </w:r>
       <w:r>
-        <w:t xml:space="preserve">:</w:t>
-      </w:r>
-      <w:r>
-        <w:t xml:space="preserve"> </w:t>
-      </w:r>
-      <w:r>
-        <w:t xml:space="preserve">- Demand forecasting models (seasonal ARIMA, gradient boosting) for commodity prediction.</w:t>
-      </w:r>
-      <w:r>
-        <w:t xml:space="preserve"> </w:t>
-      </w:r>
-      <w:r>
-        <w:t xml:space="preserve">- Multi-criteria decision analysis for referral optimization.</w:t>
-      </w:r>
-      <w:r>
-        <w:t xml:space="preserve"> </w:t>
-      </w:r>
-      <w:r>
-        <w:t xml:space="preserve">- Interactive web dashboard with automated natural language generation (NLG) summaries.</w:t>
+        <w:t xml:space="preserve">: - Demand forecasting models (seasonal ARIMA, gradient boosting) for commodity prediction. - Multi-criteria decision analysis for referral optimization. - Interactive web dashboard with automated natural language generation (NLG) summaries.</w:t>
       </w:r>
     </w:p>
     <w:p>
@@ -2424,19 +1777,22 @@
         <w:t xml:space="preserve">Integration</w:t>
       </w:r>
       <w:r>
-        <w:t xml:space="preserve">:</w:t>
-      </w:r>
-      <w:r>
-        <w:t xml:space="preserve"> </w:t>
-      </w:r>
-      <w:r>
-        <w:t xml:space="preserve">- Direct API integration with LMIS and DHIS2.</w:t>
-      </w:r>
-      <w:r>
-        <w:t xml:space="preserve"> </w:t>
-      </w:r>
-      <w:r>
-        <w:t xml:space="preserve">- Ministerial dashboard hosted on government servers with appropriate cybersecurity protocols.</w:t>
+        <w:t xml:space="preserve">: - Direct API integration with LMIS and DHIS2. - Ministerial dashboard hosted on government servers with appropriate cybersecurity protocols.</w:t>
+      </w:r>
+    </w:p>
+    <w:p>
+      <w:pPr>
+        <w:pStyle w:val="a0"/>
+      </w:pPr>
+      <w:r>
+        <w:rPr>
+          <w:b/>
+          <w:bCs/>
+        </w:rPr>
+        <w:t xml:space="preserve">Data Scope Note</w:t>
+      </w:r>
+      <w:r>
+        <w:t xml:space="preserve">: LMIS coverage is strongest among government-run facilities. Faith-based and private providers under the Christian Health Association of Malawi (CHAM) network — such as BEIT CURE — typically manage procurement and inventory internally (e.g. via Odoo) and do not currently share this data with DHIS2 or LMIS. CHUMA-AI’s stockout prediction and automated resupply features are therefore scoped to government-run facilities in Phase 1. CHAM and private facilities continue to contribute patient and treatment data to MAMA-AI and ULALO-AI via DHIS2 in the same way as government facilities; a CHAM-specific inventory connector (for example, an Odoo integration) is a candidate Phase 2/3 extension pending partner interest, not a Phase 1 assumption.</w:t>
       </w:r>
     </w:p>
     <w:bookmarkEnd w:id="36"/>
@@ -2984,22 +2340,7 @@
         <w:t xml:space="preserve">Pathway 1: Evidence → Guidelines</w:t>
       </w:r>
       <w:r>
-        <w:t xml:space="preserve"> </w:t>
-      </w:r>
-      <w:r>
-        <w:t xml:space="preserve">- Rigorous MEL generates evidence that AI-augmented CHWs improve maternal/child outcomes without increasing workload.</w:t>
-      </w:r>
-      <w:r>
-        <w:t xml:space="preserve"> </w:t>
-      </w:r>
-      <w:r>
-        <w:t xml:space="preserve">- Evidence packaged into policy briefs and presented to MoHP Health Technical Services Committee.</w:t>
-      </w:r>
-      <w:r>
-        <w:t xml:space="preserve"> </w:t>
-      </w:r>
-      <w:r>
-        <w:t xml:space="preserve">- Result: Revised CHW scope of practice and iCCM guidelines incorporating AI decision support.</w:t>
+        <w:t xml:space="preserve"> - Rigorous MEL generates evidence that AI-augmented CHWs improve maternal/child outcomes without increasing workload. - Evidence packaged into policy briefs and presented to MoHP Health Technical Services Committee. - Result: Revised CHW scope of practice and iCCM guidelines incorporating AI decision support.</w:t>
       </w:r>
     </w:p>
     <w:p>
@@ -3014,22 +2355,7 @@
         <w:t xml:space="preserve">Pathway 2: Surveillance Intelligence → Emergency Preparedness</w:t>
       </w:r>
       <w:r>
-        <w:t xml:space="preserve"> </w:t>
-      </w:r>
-      <w:r>
-        <w:t xml:space="preserve">- ULALO-AI demonstrates measurable improvements in outbreak detection timeliness and response pre-positioning.</w:t>
-      </w:r>
-      <w:r>
-        <w:t xml:space="preserve"> </w:t>
-      </w:r>
-      <w:r>
-        <w:t xml:space="preserve">- PHIM adopts ULALO-AI as the standard for district-level surveillance.</w:t>
-      </w:r>
-      <w:r>
-        <w:t xml:space="preserve"> </w:t>
-      </w:r>
-      <w:r>
-        <w:t xml:space="preserve">- Result: National AI Surveillance Standards incorporated into the Public Health Act.</w:t>
+        <w:t xml:space="preserve"> - ULALO-AI demonstrates measurable improvements in outbreak detection timeliness and response pre-positioning. - PHIM adopts ULALO-AI as the standard for district-level surveillance. - Result: National AI Surveillance Standards incorporated into the Public Health Act.</w:t>
       </w:r>
     </w:p>
     <w:p>
@@ -3044,22 +2370,7 @@
         <w:t xml:space="preserve">Pathway 3: Ministerial Dashboard → Budget Allocation</w:t>
       </w:r>
       <w:r>
-        <w:t xml:space="preserve"> </w:t>
-      </w:r>
-      <w:r>
-        <w:t xml:space="preserve">- CHUMA-AI dashboard demonstrates that predictive resource allocation reduces waste and improves service delivery.</w:t>
-      </w:r>
-      <w:r>
-        <w:t xml:space="preserve"> </w:t>
-      </w:r>
-      <w:r>
-        <w:t xml:space="preserve">- Ministry of Finance and Ministry of Health use dashboard for budget planning.</w:t>
-      </w:r>
-      <w:r>
-        <w:t xml:space="preserve"> </w:t>
-      </w:r>
-      <w:r>
-        <w:t xml:space="preserve">- Result: AI-informed health budgeting becomes standard practice; Performance-Based Grants incorporate AI-predicted indicators.</w:t>
+        <w:t xml:space="preserve"> - CHUMA-AI dashboard demonstrates that predictive resource allocation reduces waste and improves service delivery. - Ministry of Finance and Ministry of Health use dashboard for budget planning. - Result: AI-informed health budgeting becomes standard practice; Performance-Based Grants incorporate AI-predicted indicators.</w:t>
       </w:r>
     </w:p>
     <w:p>
@@ -3074,25 +2385,7 @@
         <w:t xml:space="preserve">Pathway 4: Ethics Framework → National AI Policy</w:t>
       </w:r>
       <w:r>
-        <w:t xml:space="preserve"> </w:t>
-      </w:r>
-      <w:r>
-        <w:t xml:space="preserve">- Zisamale Ethics Committee generates the first comprehensive framework for AI in health in Malawi.</w:t>
-      </w:r>
-      <w:r>
-        <w:t xml:space="preserve"> </w:t>
-      </w:r>
-      <w:r>
-        <w:t xml:space="preserve">- Framework reviewed by Parliament and National Commission for Science and Technology.</w:t>
-      </w:r>
-      <w:r>
-        <w:t xml:space="preserve"> </w:t>
-      </w:r>
-      <w:r>
-        <w:t xml:space="preserve">- Result:</w:t>
-      </w:r>
-      <w:r>
-        <w:t xml:space="preserve"> </w:t>
+        <w:t xml:space="preserve"> - Zisamale Ethics Committee generates the first comprehensive framework for AI in health in Malawi. - Framework reviewed by Parliament and National Commission for Science and Technology. - Result: </w:t>
       </w:r>
       <w:r>
         <w:rPr>
@@ -3102,10 +2395,7 @@
         <w:t xml:space="preserve">Malawi National AI in Health Policy Act</w:t>
       </w:r>
       <w:r>
-        <w:t xml:space="preserve"> </w:t>
-      </w:r>
-      <w:r>
-        <w:t xml:space="preserve">— the first of its kind in Southern Africa.</w:t>
+        <w:t xml:space="preserve"> — the first of its kind in Southern Africa.</w:t>
       </w:r>
     </w:p>
     <w:p>
@@ -4002,10 +3292,7 @@
         <w:t xml:space="preserve">Mixed-methods quasi-experimental implementation science study</w:t>
       </w:r>
       <w:r>
-        <w:t xml:space="preserve"> </w:t>
-      </w:r>
-      <w:r>
-        <w:t xml:space="preserve">with matched comparison design. Three pilot districts matched with three comparison districts on key demographic and health indicators. Comparison districts receive standard care (existing iCHIS/DHIS2 without AI augmentation).</w:t>
+        <w:t xml:space="preserve"> with matched comparison design. Three pilot districts matched with three comparison districts on key demographic and health indicators. Comparison districts receive standard care (existing iCHIS/DHIS2 without AI augmentation).</w:t>
       </w:r>
     </w:p>
     <w:p>
@@ -4020,13 +3307,7 @@
         <w:t xml:space="preserve">Primary Outcomes:</w:t>
       </w:r>
       <w:r>
-        <w:t xml:space="preserve"> </w:t>
-      </w:r>
-      <w:r>
-        <w:t xml:space="preserve">1.</w:t>
-      </w:r>
-      <w:r>
-        <w:t xml:space="preserve"> </w:t>
+        <w:t xml:space="preserve"> 1. </w:t>
       </w:r>
       <w:r>
         <w:rPr>
@@ -4036,16 +3317,7 @@
         <w:t xml:space="preserve">Maternal Health</w:t>
       </w:r>
       <w:r>
-        <w:t xml:space="preserve">: Proportion of high-risk pregnancies identified before 32 weeks; proportion of maternal complications reaching facilities as emergencies; maternal mortality ratio.</w:t>
-      </w:r>
-      <w:r>
-        <w:t xml:space="preserve"> </w:t>
-      </w:r>
-      <w:r>
-        <w:t xml:space="preserve">2.</w:t>
-      </w:r>
-      <w:r>
-        <w:t xml:space="preserve"> </w:t>
+        <w:t xml:space="preserve">: Proportion of high-risk pregnancies identified before 32 weeks; proportion of maternal complications reaching facilities as emergencies; maternal mortality ratio. 2. </w:t>
       </w:r>
       <w:r>
         <w:rPr>
@@ -4055,16 +3327,7 @@
         <w:t xml:space="preserve">Child Health</w:t>
       </w:r>
       <w:r>
-        <w:t xml:space="preserve">: Proportion of under-5 danger signs correctly identified and referred; under-5 mortality rate; case fatality rate for severe malaria, pneumonia, diarrhea.</w:t>
-      </w:r>
-      <w:r>
-        <w:t xml:space="preserve"> </w:t>
-      </w:r>
-      <w:r>
-        <w:t xml:space="preserve">3.</w:t>
-      </w:r>
-      <w:r>
-        <w:t xml:space="preserve"> </w:t>
+        <w:t xml:space="preserve">: Proportion of under-5 danger signs correctly identified and referred; under-5 mortality rate; case fatality rate for severe malaria, pneumonia, diarrhea. 3. </w:t>
       </w:r>
       <w:r>
         <w:rPr>
@@ -4074,16 +3337,7 @@
         <w:t xml:space="preserve">Surveillance</w:t>
       </w:r>
       <w:r>
-        <w:t xml:space="preserve">: Timeliness of outbreak detection (days from index case to official alert); accuracy of outbreak prediction (sensitivity, specificity, PPV, NPV); proportion of predicted outbreaks with pre-positioned supplies.</w:t>
-      </w:r>
-      <w:r>
-        <w:t xml:space="preserve"> </w:t>
-      </w:r>
-      <w:r>
-        <w:t xml:space="preserve">4.</w:t>
-      </w:r>
-      <w:r>
-        <w:t xml:space="preserve"> </w:t>
+        <w:t xml:space="preserve">: Timeliness of outbreak detection (days from index case to official alert); accuracy of outbreak prediction (sensitivity, specificity, PPV, NPV); proportion of predicted outbreaks with pre-positioned supplies. 4. </w:t>
       </w:r>
       <w:r>
         <w:rPr>
@@ -4108,28 +3362,7 @@
         <w:t xml:space="preserve">Secondary Outcomes:</w:t>
       </w:r>
       <w:r>
-        <w:t xml:space="preserve"> </w:t>
-      </w:r>
-      <w:r>
-        <w:t xml:space="preserve">- CHW workload and job satisfaction</w:t>
-      </w:r>
-      <w:r>
-        <w:t xml:space="preserve"> </w:t>
-      </w:r>
-      <w:r>
-        <w:t xml:space="preserve">- Community trust and acceptability</w:t>
-      </w:r>
-      <w:r>
-        <w:t xml:space="preserve"> </w:t>
-      </w:r>
-      <w:r>
-        <w:t xml:space="preserve">- Cost-effectiveness (cost per DALY averted)</w:t>
-      </w:r>
-      <w:r>
-        <w:t xml:space="preserve"> </w:t>
-      </w:r>
-      <w:r>
-        <w:t xml:space="preserve">- Policy adoption metrics</w:t>
+        <w:t xml:space="preserve"> - CHW workload and job satisfaction - Community trust and acceptability - Cost-effectiveness (cost per DALY averted) - Policy adoption metrics</w:t>
       </w:r>
     </w:p>
     <w:p>
@@ -4144,28 +3377,7 @@
         <w:t xml:space="preserve">Qualitative Methods:</w:t>
       </w:r>
       <w:r>
-        <w:t xml:space="preserve"> </w:t>
-      </w:r>
-      <w:r>
-        <w:t xml:space="preserve">- In-depth interviews with 45 CHWs, 15 nurses, 9 DHO staff, 15 community leaders, 10 MoHP policymakers.</w:t>
-      </w:r>
-      <w:r>
-        <w:t xml:space="preserve"> </w:t>
-      </w:r>
-      <w:r>
-        <w:t xml:space="preserve">- Focus group discussions with pregnant women and mothers of under-5s.</w:t>
-      </w:r>
-      <w:r>
-        <w:t xml:space="preserve"> </w:t>
-      </w:r>
-      <w:r>
-        <w:t xml:space="preserve">- Ethnographic observation of CHW home visits and DHO outbreak response meetings.</w:t>
-      </w:r>
-      <w:r>
-        <w:t xml:space="preserve"> </w:t>
-      </w:r>
-      <w:r>
-        <w:t xml:space="preserve">- Document analysis of policy briefs, parliamentary records, and budget documents.</w:t>
+        <w:t xml:space="preserve"> - In-depth interviews with 45 CHWs, 15 nurses, 9 DHO staff, 15 community leaders, 10 MoHP policymakers. - Focus group discussions with pregnant women and mothers of under-5s. - Ethnographic observation of CHW home visits and DHO outbreak response meetings. - Document analysis of policy briefs, parliamentary records, and budget documents.</w:t>
       </w:r>
     </w:p>
     <w:bookmarkEnd w:id="52"/>
@@ -4738,16 +3950,7 @@
         <w:t xml:space="preserve">Year 3 onwards</w:t>
       </w:r>
       <w:r>
-        <w:t xml:space="preserve">: Transition to blended financing:</w:t>
-      </w:r>
-      <w:r>
-        <w:t xml:space="preserve"> </w:t>
-      </w:r>
-      <w:r>
-        <w:t xml:space="preserve">-</w:t>
-      </w:r>
-      <w:r>
-        <w:t xml:space="preserve"> </w:t>
+        <w:t xml:space="preserve">: Transition to blended financing: - </w:t>
       </w:r>
       <w:r>
         <w:rPr>
@@ -4757,16 +3960,7 @@
         <w:t xml:space="preserve">Government budget</w:t>
       </w:r>
       <w:r>
-        <w:t xml:space="preserve">: MoHP commits to absorbing platform maintenance, cloud hosting, and CHW device replacement costs.</w:t>
-      </w:r>
-      <w:r>
-        <w:t xml:space="preserve"> </w:t>
-      </w:r>
-      <w:r>
-        <w:t xml:space="preserve">-</w:t>
-      </w:r>
-      <w:r>
-        <w:t xml:space="preserve"> </w:t>
+        <w:t xml:space="preserve">: MoHP commits to absorbing platform maintenance, cloud hosting, and CHW device replacement costs. - </w:t>
       </w:r>
       <w:r>
         <w:rPr>
@@ -4776,16 +3970,7 @@
         <w:t xml:space="preserve">World Bank GESD 2.0</w:t>
       </w:r>
       <w:r>
-        <w:t xml:space="preserve">: AI-predicted health targets incorporated into Performance-Based Grants.</w:t>
-      </w:r>
-      <w:r>
-        <w:t xml:space="preserve"> </w:t>
-      </w:r>
-      <w:r>
-        <w:t xml:space="preserve">-</w:t>
-      </w:r>
-      <w:r>
-        <w:t xml:space="preserve"> </w:t>
+        <w:t xml:space="preserve">: AI-predicted health targets incorporated into Performance-Based Grants. - </w:t>
       </w:r>
       <w:r>
         <w:rPr>
@@ -4824,10 +4009,7 @@
         <w:t xml:space="preserve">Local capacity building</w:t>
       </w:r>
       <w:r>
-        <w:t xml:space="preserve">: Train 10 Malawian data scientists and software engineers, establishing a</w:t>
-      </w:r>
-      <w:r>
-        <w:t xml:space="preserve"> </w:t>
+        <w:t xml:space="preserve">: Train 10 Malawian data scientists and software engineers, establishing a </w:t>
       </w:r>
       <w:r>
         <w:rPr>
@@ -4837,10 +4019,7 @@
         <w:t xml:space="preserve">Malawi National AI Health Lab</w:t>
       </w:r>
       <w:r>
-        <w:t xml:space="preserve"> </w:t>
-      </w:r>
-      <w:r>
-        <w:t xml:space="preserve">within PHIM.</w:t>
+        <w:t xml:space="preserve"> within PHIM.</w:t>
       </w:r>
     </w:p>
     <w:p>
@@ -5442,6 +4621,60 @@
             </w:pPr>
             <w:r>
               <w:t xml:space="preserve">Bipartisan engagement; anchor in civil service (PHIM) rather than political appointees</w:t>
+            </w:r>
+          </w:p>
+        </w:tc>
+      </w:tr>
+      <w:tr>
+        <w:tc>
+          <w:tcPr/>
+          <w:p>
+            <w:pPr>
+              <w:pStyle w:val="Compact"/>
+              <w:jc w:val="left"/>
+            </w:pPr>
+            <w:r>
+              <w:rPr>
+                <w:b/>
+                <w:bCs/>
+              </w:rPr>
+              <w:t xml:space="preserve">CHAM/private facility supply data not visible to LMIS/DHIS2</w:t>
+            </w:r>
+          </w:p>
+        </w:tc>
+        <w:tc>
+          <w:tcPr/>
+          <w:p>
+            <w:pPr>
+              <w:pStyle w:val="Compact"/>
+              <w:jc w:val="left"/>
+            </w:pPr>
+            <w:r>
+              <w:t xml:space="preserve">High</w:t>
+            </w:r>
+          </w:p>
+        </w:tc>
+        <w:tc>
+          <w:tcPr/>
+          <w:p>
+            <w:pPr>
+              <w:pStyle w:val="Compact"/>
+              <w:jc w:val="left"/>
+            </w:pPr>
+            <w:r>
+              <w:t xml:space="preserve">Medium</w:t>
+            </w:r>
+          </w:p>
+        </w:tc>
+        <w:tc>
+          <w:tcPr/>
+          <w:p>
+            <w:pPr>
+              <w:pStyle w:val="Compact"/>
+              <w:jc w:val="left"/>
+            </w:pPr>
+            <w:r>
+              <w:t xml:space="preserve">Scope CHUMA-AI stockout prediction to government-run facilities in Phase 1, where it does not depend on this data; MAMA-AI and ULALO-AI continue covering CHAM/private facilities via existing DHIS2 patient-data reporting; evaluate an Odoo-based connector with CHAM partners (e.g. BEIT CURE) as a Phase 2/3 extension</w:t>
             </w:r>
           </w:p>
         </w:tc>
@@ -18610,10 +17843,7 @@
         <w:pStyle w:val="FirstParagraph"/>
       </w:pPr>
       <w:r>
-        <w:t xml:space="preserve">Indirect costs calculated at</w:t>
-      </w:r>
-      <w:r>
-        <w:t xml:space="preserve"> </w:t>
+        <w:t xml:space="preserve">Indirect costs calculated at </w:t>
       </w:r>
       <w:r>
         <w:rPr>
@@ -18623,13 +17853,7 @@
         <w:t xml:space="preserve">7% of direct costs</w:t>
       </w:r>
       <w:r>
-        <w:t xml:space="preserve"> </w:t>
-      </w:r>
-      <w:r>
-        <w:t xml:space="preserve">($9,850,000 x 0.07 = $689,500), absorbed within line-item budgets. A</w:t>
-      </w:r>
-      <w:r>
-        <w:t xml:space="preserve"> </w:t>
+        <w:t xml:space="preserve"> ($9,850,000 x 0.07 = $689,500), absorbed within line-item budgets. A </w:t>
       </w:r>
       <w:r>
         <w:rPr>
@@ -18639,10 +17863,7 @@
         <w:t xml:space="preserve">5% contingency</w:t>
       </w:r>
       <w:r>
-        <w:t xml:space="preserve"> </w:t>
-      </w:r>
-      <w:r>
-        <w:t xml:space="preserve">($492,500) is embedded within operational and technology categories.</w:t>
+        <w:t xml:space="preserve"> ($492,500) is embedded within operational and technology categories.</w:t>
       </w:r>
     </w:p>
     <w:p>
@@ -19434,10 +18655,7 @@
         <w:t xml:space="preserve">Note:</w:t>
       </w:r>
       <w:r>
-        <w:t xml:space="preserve"> </w:t>
-      </w:r>
-      <w:r>
-        <w:t xml:space="preserve">Cost per DALY averted of $280-$390 is highly cost-effective by WHO thresholds (1-3x GDP per capita = $330-$990 for Malawi).</w:t>
+        <w:t xml:space="preserve"> Cost per DALY averted of $280-$390 is highly cost-effective by WHO thresholds (1-3x GDP per capita = $330-$990 for Malawi).</w:t>
       </w:r>
     </w:p>
     <w:p>
@@ -19743,13 +18961,7 @@
         <w:t xml:space="preserve">Our claim is different:</w:t>
       </w:r>
       <w:r>
-        <w:t xml:space="preserve"> </w:t>
-      </w:r>
-      <w:r>
-        <w:t xml:space="preserve">We are the first to build the</w:t>
-      </w:r>
-      <w:r>
-        <w:t xml:space="preserve"> </w:t>
+        <w:t xml:space="preserve"> We are the first to build the </w:t>
       </w:r>
       <w:r>
         <w:rPr>
@@ -19759,13 +18971,7 @@
         <w:t xml:space="preserve">integrated system</w:t>
       </w:r>
       <w:r>
-        <w:t xml:space="preserve"> </w:t>
-      </w:r>
-      <w:r>
-        <w:t xml:space="preserve">that closes the loop between prediction, community action, supply chain response, and national policy governance. We are the first to build the</w:t>
-      </w:r>
-      <w:r>
-        <w:t xml:space="preserve"> </w:t>
+        <w:t xml:space="preserve"> that closes the loop between prediction, community action, supply chain response, and national policy governance. We are the first to build the </w:t>
       </w:r>
       <w:r>
         <w:rPr>
@@ -19775,10 +18981,7 @@
         <w:t xml:space="preserve">institutional infrastructure</w:t>
       </w:r>
       <w:r>
-        <w:t xml:space="preserve"> </w:t>
-      </w:r>
-      <w:r>
-        <w:t xml:space="preserve">— the ethics committee, the national AI lab, the policy framework, the trained local workforce — that makes AI permanent in Malawi’s health system.</w:t>
+        <w:t xml:space="preserve"> — the ethics committee, the national AI lab, the policy framework, the trained local workforce — that makes AI permanent in Malawi’s health system.</w:t>
       </w:r>
     </w:p>
     <w:p>
@@ -19888,20 +19091,6 @@
         <w:lang w:eastAsia="zh-CN"/>
       </w:rPr>
     </w:pPr>
-    <w:r>
-      <w:rPr>
-        <w:sz w:val="24"/>
-        <w:szCs w:val="24"/>
-      </w:rPr>
-      <w:t xml:space="preserve">Generated by </w:t>
-    </w:r>
-    <w:r>
-      <w:rPr>
-        <w:sz w:val="24"/>
-        <w:szCs w:val="24"/>
-      </w:rPr>
-      <w:t>Kimi</w:t>
-    </w:r>
   </w:p>
 </w:ftr>
 </file>
